--- a/document_templates/Счет-фактура_шаблон.docx
+++ b/document_templates/Счет-фактура_шаблон.docx
@@ -49,7 +49,7 @@
         </w:trPr>
         <w:tc>
           <w:tcPr>
-            <w:tcW w:w="6673" w:type="dxa"/>
+            <w:tcW w:w="6739" w:type="dxa"/>
             <w:gridSpan w:val="6"/>
             <w:shd w:val="clear" w:color="auto" w:fill="F5F5F5"/>
             <w:vAlign w:val="center"/>
@@ -65,7 +65,7 @@
         </w:tc>
         <w:tc>
           <w:tcPr>
-            <w:tcW w:w="8475" w:type="dxa"/>
+            <w:tcW w:w="8409" w:type="dxa"/>
             <w:gridSpan w:val="6"/>
             <w:vAlign w:val="center"/>
           </w:tcPr>
@@ -74,7 +74,7 @@
               <w:rPr>
                 <w:sz w:val="20"/>
               </w:rPr>
-              <w:t>{{SELLER_NAME}}, {{SELLER_ADDRESS}}, ИНН/КПП {{SELLER_INN_KPP}}</w:t>
+              <w:t>{{SHIPPER_NAME}}, {{SHIPPER_REQUISITES}}</w:t>
             </w:r>
           </w:p>
         </w:tc>
@@ -85,7 +85,7 @@
         </w:trPr>
         <w:tc>
           <w:tcPr>
-            <w:tcW w:w="6673" w:type="dxa"/>
+            <w:tcW w:w="6739" w:type="dxa"/>
             <w:gridSpan w:val="6"/>
             <w:shd w:val="clear" w:color="auto" w:fill="F5F5F5"/>
             <w:vAlign w:val="center"/>
@@ -101,7 +101,7 @@
         </w:tc>
         <w:tc>
           <w:tcPr>
-            <w:tcW w:w="8475" w:type="dxa"/>
+            <w:tcW w:w="8409" w:type="dxa"/>
             <w:gridSpan w:val="6"/>
             <w:vAlign w:val="center"/>
           </w:tcPr>
@@ -110,7 +110,7 @@
               <w:rPr>
                 <w:sz w:val="20"/>
               </w:rPr>
-              <w:t>{{SHIPPER_NAME_ADDRESS}}</w:t>
+              <w:t>{{SHIPPER_NAME}}, {{SHIPPER_REQUISITES}}</w:t>
             </w:r>
           </w:p>
         </w:tc>
@@ -121,7 +121,7 @@
         </w:trPr>
         <w:tc>
           <w:tcPr>
-            <w:tcW w:w="6673" w:type="dxa"/>
+            <w:tcW w:w="6739" w:type="dxa"/>
             <w:gridSpan w:val="6"/>
             <w:shd w:val="clear" w:color="auto" w:fill="F5F5F5"/>
             <w:vAlign w:val="center"/>
@@ -137,7 +137,7 @@
         </w:tc>
         <w:tc>
           <w:tcPr>
-            <w:tcW w:w="8475" w:type="dxa"/>
+            <w:tcW w:w="8409" w:type="dxa"/>
             <w:gridSpan w:val="6"/>
             <w:vAlign w:val="center"/>
           </w:tcPr>
@@ -146,7 +146,7 @@
               <w:rPr>
                 <w:sz w:val="20"/>
               </w:rPr>
-              <w:t>{{CONSIGNEE_NAME_ADDRESS}}</w:t>
+              <w:t>{{CONSIGNEE_NAME}}, {{CONSIGNEE_REQUISITES}}</w:t>
             </w:r>
           </w:p>
         </w:tc>
@@ -157,43 +157,7 @@
         </w:trPr>
         <w:tc>
           <w:tcPr>
-            <w:tcW w:w="6673" w:type="dxa"/>
-            <w:gridSpan w:val="6"/>
-            <w:shd w:val="clear" w:color="auto" w:fill="F5F5F5"/>
-            <w:vAlign w:val="center"/>
-          </w:tcPr>
-          <w:p>
-            <w:r>
-              <w:rPr>
-                <w:sz w:val="20"/>
-              </w:rPr>
-              <w:t>К платежно-расчетному документу</w:t>
-            </w:r>
-          </w:p>
-        </w:tc>
-        <w:tc>
-          <w:tcPr>
-            <w:tcW w:w="8475" w:type="dxa"/>
-            <w:gridSpan w:val="6"/>
-            <w:vAlign w:val="center"/>
-          </w:tcPr>
-          <w:p>
-            <w:r>
-              <w:rPr>
-                <w:sz w:val="20"/>
-              </w:rPr>
-              <w:t>{{PAYMENT_DOCUMENT}}</w:t>
-            </w:r>
-          </w:p>
-        </w:tc>
-      </w:tr>
-      <w:tr>
-        <w:trPr>
-          <w:jc w:val="center"/>
-        </w:trPr>
-        <w:tc>
-          <w:tcPr>
-            <w:tcW w:w="6673" w:type="dxa"/>
+            <w:tcW w:w="6739" w:type="dxa"/>
             <w:gridSpan w:val="6"/>
             <w:shd w:val="clear" w:color="auto" w:fill="F5F5F5"/>
             <w:vAlign w:val="center"/>
@@ -209,7 +173,7 @@
         </w:tc>
         <w:tc>
           <w:tcPr>
-            <w:tcW w:w="8475" w:type="dxa"/>
+            <w:tcW w:w="8409" w:type="dxa"/>
             <w:gridSpan w:val="6"/>
             <w:vAlign w:val="center"/>
           </w:tcPr>
@@ -218,7 +182,7 @@
               <w:rPr>
                 <w:sz w:val="20"/>
               </w:rPr>
-              <w:t>{{BUYER_NAME}}, {{BUYER_ADDRESS}}, ИНН/КПП {{BUYER_INN_KPP}}</w:t>
+              <w:t>{{BUYER_NAME}}</w:t>
             </w:r>
           </w:p>
         </w:tc>
@@ -229,7 +193,7 @@
         </w:trPr>
         <w:tc>
           <w:tcPr>
-            <w:tcW w:w="6673" w:type="dxa"/>
+            <w:tcW w:w="6739" w:type="dxa"/>
             <w:gridSpan w:val="6"/>
             <w:shd w:val="clear" w:color="auto" w:fill="F5F5F5"/>
             <w:vAlign w:val="center"/>
@@ -245,16 +209,25 @@
         </w:tc>
         <w:tc>
           <w:tcPr>
-            <w:tcW w:w="8475" w:type="dxa"/>
+            <w:tcW w:w="8409" w:type="dxa"/>
             <w:gridSpan w:val="6"/>
             <w:vAlign w:val="center"/>
           </w:tcPr>
           <w:p>
+            <w:pPr>
+              <w:rPr>
+                <w:sz w:val="20"/>
+                <w:szCs w:val="28"/>
+                <w:lang w:val="ru-RU"/>
+              </w:rPr>
+            </w:pPr>
             <w:r>
               <w:rPr>
                 <w:sz w:val="20"/>
+                <w:szCs w:val="28"/>
+                <w:lang w:val="ru-RU"/>
               </w:rPr>
-              <w:t>{{CURRENCY_NAME}} / {{CURRENCY_CODE}}</w:t>
+              <w:t>наименование, код Российский рубль, 643</w:t>
             </w:r>
           </w:p>
         </w:tc>
@@ -265,7 +238,7 @@
         </w:trPr>
         <w:tc>
           <w:tcPr>
-            <w:tcW w:w="1023" w:type="dxa"/>
+            <w:tcW w:w="965" w:type="dxa"/>
             <w:shd w:val="clear" w:color="auto" w:fill="EDEDED"/>
             <w:vAlign w:val="center"/>
           </w:tcPr>
@@ -289,7 +262,7 @@
         </w:tc>
         <w:tc>
           <w:tcPr>
-            <w:tcW w:w="1242" w:type="dxa"/>
+            <w:tcW w:w="1167" w:type="dxa"/>
             <w:shd w:val="clear" w:color="auto" w:fill="EDEDED"/>
             <w:vAlign w:val="center"/>
           </w:tcPr>
@@ -313,7 +286,7 @@
         </w:tc>
         <w:tc>
           <w:tcPr>
-            <w:tcW w:w="782" w:type="dxa"/>
+            <w:tcW w:w="741" w:type="dxa"/>
             <w:shd w:val="clear" w:color="auto" w:fill="EDEDED"/>
             <w:vAlign w:val="center"/>
           </w:tcPr>
@@ -337,7 +310,7 @@
         </w:tc>
         <w:tc>
           <w:tcPr>
-            <w:tcW w:w="1148" w:type="dxa"/>
+            <w:tcW w:w="1079" w:type="dxa"/>
             <w:shd w:val="clear" w:color="auto" w:fill="EDEDED"/>
             <w:vAlign w:val="center"/>
           </w:tcPr>
@@ -361,7 +334,7 @@
         </w:tc>
         <w:tc>
           <w:tcPr>
-            <w:tcW w:w="841" w:type="dxa"/>
+            <w:tcW w:w="795" w:type="dxa"/>
             <w:shd w:val="clear" w:color="auto" w:fill="EDEDED"/>
             <w:vAlign w:val="center"/>
           </w:tcPr>
@@ -385,7 +358,7 @@
         </w:tc>
         <w:tc>
           <w:tcPr>
-            <w:tcW w:w="1637" w:type="dxa"/>
+            <w:tcW w:w="1992" w:type="dxa"/>
             <w:shd w:val="clear" w:color="auto" w:fill="EDEDED"/>
             <w:vAlign w:val="center"/>
           </w:tcPr>
@@ -409,7 +382,7 @@
         </w:tc>
         <w:tc>
           <w:tcPr>
-            <w:tcW w:w="928" w:type="dxa"/>
+            <w:tcW w:w="876" w:type="dxa"/>
             <w:shd w:val="clear" w:color="auto" w:fill="EDEDED"/>
             <w:vAlign w:val="center"/>
           </w:tcPr>
@@ -433,7 +406,7 @@
         </w:tc>
         <w:tc>
           <w:tcPr>
-            <w:tcW w:w="1148" w:type="dxa"/>
+            <w:tcW w:w="1079" w:type="dxa"/>
             <w:shd w:val="clear" w:color="auto" w:fill="EDEDED"/>
             <w:vAlign w:val="center"/>
           </w:tcPr>
@@ -457,7 +430,7 @@
         </w:tc>
         <w:tc>
           <w:tcPr>
-            <w:tcW w:w="1381" w:type="dxa"/>
+            <w:tcW w:w="1296" w:type="dxa"/>
             <w:shd w:val="clear" w:color="auto" w:fill="EDEDED"/>
             <w:vAlign w:val="center"/>
           </w:tcPr>
@@ -481,7 +454,7 @@
         </w:tc>
         <w:tc>
           <w:tcPr>
-            <w:tcW w:w="1790" w:type="dxa"/>
+            <w:tcW w:w="2135" w:type="dxa"/>
             <w:shd w:val="clear" w:color="auto" w:fill="EDEDED"/>
             <w:vAlign w:val="center"/>
           </w:tcPr>
@@ -505,7 +478,7 @@
         </w:tc>
         <w:tc>
           <w:tcPr>
-            <w:tcW w:w="1139" w:type="dxa"/>
+            <w:tcW w:w="1071" w:type="dxa"/>
             <w:shd w:val="clear" w:color="auto" w:fill="EDEDED"/>
             <w:vAlign w:val="center"/>
           </w:tcPr>
@@ -529,7 +502,7 @@
         </w:tc>
         <w:tc>
           <w:tcPr>
-            <w:tcW w:w="2089" w:type="dxa"/>
+            <w:tcW w:w="1952" w:type="dxa"/>
             <w:shd w:val="clear" w:color="auto" w:fill="EDEDED"/>
             <w:vAlign w:val="center"/>
           </w:tcPr>
@@ -558,7 +531,7 @@
         </w:trPr>
         <w:tc>
           <w:tcPr>
-            <w:tcW w:w="1023" w:type="dxa"/>
+            <w:tcW w:w="965" w:type="dxa"/>
             <w:vAlign w:val="center"/>
           </w:tcPr>
           <w:p>
@@ -579,7 +552,7 @@
         </w:tc>
         <w:tc>
           <w:tcPr>
-            <w:tcW w:w="1242" w:type="dxa"/>
+            <w:tcW w:w="1167" w:type="dxa"/>
             <w:vAlign w:val="center"/>
           </w:tcPr>
           <w:p>
@@ -600,7 +573,7 @@
         </w:tc>
         <w:tc>
           <w:tcPr>
-            <w:tcW w:w="782" w:type="dxa"/>
+            <w:tcW w:w="741" w:type="dxa"/>
             <w:vAlign w:val="center"/>
           </w:tcPr>
           <w:p>
@@ -621,7 +594,7 @@
         </w:tc>
         <w:tc>
           <w:tcPr>
-            <w:tcW w:w="1148" w:type="dxa"/>
+            <w:tcW w:w="1079" w:type="dxa"/>
             <w:vAlign w:val="center"/>
           </w:tcPr>
           <w:p>
@@ -642,7 +615,7 @@
         </w:tc>
         <w:tc>
           <w:tcPr>
-            <w:tcW w:w="841" w:type="dxa"/>
+            <w:tcW w:w="795" w:type="dxa"/>
             <w:vAlign w:val="center"/>
           </w:tcPr>
           <w:p>
@@ -663,7 +636,7 @@
         </w:tc>
         <w:tc>
           <w:tcPr>
-            <w:tcW w:w="1637" w:type="dxa"/>
+            <w:tcW w:w="1992" w:type="dxa"/>
             <w:vAlign w:val="center"/>
           </w:tcPr>
           <w:p>
@@ -684,7 +657,7 @@
         </w:tc>
         <w:tc>
           <w:tcPr>
-            <w:tcW w:w="928" w:type="dxa"/>
+            <w:tcW w:w="876" w:type="dxa"/>
             <w:vAlign w:val="center"/>
           </w:tcPr>
           <w:p>
@@ -705,7 +678,7 @@
         </w:tc>
         <w:tc>
           <w:tcPr>
-            <w:tcW w:w="1148" w:type="dxa"/>
+            <w:tcW w:w="1079" w:type="dxa"/>
             <w:vAlign w:val="center"/>
           </w:tcPr>
           <w:p>
@@ -726,7 +699,7 @@
         </w:tc>
         <w:tc>
           <w:tcPr>
-            <w:tcW w:w="1381" w:type="dxa"/>
+            <w:tcW w:w="1296" w:type="dxa"/>
             <w:vAlign w:val="center"/>
           </w:tcPr>
           <w:p>
@@ -747,7 +720,7 @@
         </w:tc>
         <w:tc>
           <w:tcPr>
-            <w:tcW w:w="1790" w:type="dxa"/>
+            <w:tcW w:w="2135" w:type="dxa"/>
             <w:vAlign w:val="center"/>
           </w:tcPr>
           <w:p>
@@ -768,7 +741,7 @@
         </w:tc>
         <w:tc>
           <w:tcPr>
-            <w:tcW w:w="1139" w:type="dxa"/>
+            <w:tcW w:w="1071" w:type="dxa"/>
             <w:vAlign w:val="center"/>
           </w:tcPr>
           <w:p>
@@ -789,7 +762,7 @@
         </w:tc>
         <w:tc>
           <w:tcPr>
-            <w:tcW w:w="2089" w:type="dxa"/>
+            <w:tcW w:w="1952" w:type="dxa"/>
             <w:vAlign w:val="center"/>
           </w:tcPr>
           <w:p>
@@ -815,7 +788,7 @@
         </w:trPr>
         <w:tc>
           <w:tcPr>
-            <w:tcW w:w="5036" w:type="dxa"/>
+            <w:tcW w:w="4747" w:type="dxa"/>
             <w:gridSpan w:val="5"/>
             <w:vAlign w:val="center"/>
           </w:tcPr>
@@ -840,7 +813,7 @@
         </w:tc>
         <w:tc>
           <w:tcPr>
-            <w:tcW w:w="1637" w:type="dxa"/>
+            <w:tcW w:w="1992" w:type="dxa"/>
             <w:vAlign w:val="center"/>
           </w:tcPr>
           <w:p>
@@ -861,7 +834,7 @@
         </w:tc>
         <w:tc>
           <w:tcPr>
-            <w:tcW w:w="928" w:type="dxa"/>
+            <w:tcW w:w="876" w:type="dxa"/>
             <w:vAlign w:val="center"/>
           </w:tcPr>
           <w:p>
@@ -875,7 +848,7 @@
         </w:tc>
         <w:tc>
           <w:tcPr>
-            <w:tcW w:w="1148" w:type="dxa"/>
+            <w:tcW w:w="1079" w:type="dxa"/>
             <w:vAlign w:val="center"/>
           </w:tcPr>
           <w:p>
@@ -889,7 +862,7 @@
         </w:tc>
         <w:tc>
           <w:tcPr>
-            <w:tcW w:w="1381" w:type="dxa"/>
+            <w:tcW w:w="1296" w:type="dxa"/>
             <w:vAlign w:val="center"/>
           </w:tcPr>
           <w:p>
@@ -903,7 +876,7 @@
         </w:tc>
         <w:tc>
           <w:tcPr>
-            <w:tcW w:w="1790" w:type="dxa"/>
+            <w:tcW w:w="2135" w:type="dxa"/>
             <w:vAlign w:val="center"/>
           </w:tcPr>
           <w:p>
@@ -924,7 +897,7 @@
         </w:tc>
         <w:tc>
           <w:tcPr>
-            <w:tcW w:w="1139" w:type="dxa"/>
+            <w:tcW w:w="1071" w:type="dxa"/>
             <w:vAlign w:val="center"/>
           </w:tcPr>
           <w:p>
@@ -938,7 +911,7 @@
         </w:tc>
         <w:tc>
           <w:tcPr>
-            <w:tcW w:w="2089" w:type="dxa"/>
+            <w:tcW w:w="1952" w:type="dxa"/>
             <w:vAlign w:val="center"/>
           </w:tcPr>
           <w:p>
@@ -986,28 +959,12 @@
             <w:vAlign w:val="center"/>
           </w:tcPr>
           <w:p>
-            <w:proofErr w:type="spellStart"/>
             <w:r>
               <w:rPr>
                 <w:sz w:val="20"/>
               </w:rPr>
-              <w:t>Руководитель</w:t>
+              <w:t>Руководитель организации</w:t>
             </w:r>
-            <w:proofErr w:type="spellEnd"/>
-            <w:r>
-              <w:rPr>
-                <w:sz w:val="20"/>
-              </w:rPr>
-              <w:t xml:space="preserve"> </w:t>
-            </w:r>
-            <w:proofErr w:type="spellStart"/>
-            <w:r>
-              <w:rPr>
-                <w:sz w:val="20"/>
-              </w:rPr>
-              <w:t>организации</w:t>
-            </w:r>
-            <w:proofErr w:type="spellEnd"/>
           </w:p>
         </w:tc>
       </w:tr>
@@ -1044,6 +1001,7 @@
         </w:tc>
       </w:tr>
     </w:tbl>
+    <w:p/>
     <w:p/>
     <w:sectPr>
       <w:pgSz w:w="15840" w:h="12240" w:orient="landscape"/>

--- a/document_templates/Счет-фактура_шаблон.docx
+++ b/document_templates/Счет-фактура_шаблон.docx
@@ -2087,7 +2087,7 @@
                 <w:sz w:val="16"/>
                 <w:szCs w:val="16"/>
               </w:rPr>
-              <w:t xml:space="preserve"/>
+              <w:t xml:space="preserve">{{LINE_NO}}</w:t>
             </w:r>
           </w:p>
         </w:tc>
@@ -2956,7 +2956,7 @@
                 <w:sz w:val="18"/>
                 <w:szCs w:val="18"/>
               </w:rPr>
-              <w:t xml:space="preserve">{{LEFT_SIGNER_NAME}}</w:t>
+              <w:t xml:space="preserve">{{ORG_HEAD_NAME}}</w:t>
             </w:r>
           </w:p>
         </w:tc>
@@ -3294,7 +3294,7 @@
                 <w:sz w:val="18"/>
                 <w:szCs w:val="18"/>
               </w:rPr>
-              <w:t xml:space="preserve">{{SUPPLIER_NAME}}</w:t>
+              <w:t xml:space="preserve">{{IP_NAME}}</w:t>
             </w:r>
           </w:p>
         </w:tc>
@@ -3359,7 +3359,16 @@
               <w:right w:type="dxa" w:w="40"/>
             </w:tcMar>
           </w:tcPr>
-          <w:p/>
+          <w:p>
+            <w:r>
+              <w:rPr>
+                <w:rFonts w:ascii="Times New Roman" w:cs="Times New Roman" w:eastAsia="Times New Roman" w:hAnsi="Times New Roman"/>
+                <w:sz w:val="18"/>
+                <w:szCs w:val="18"/>
+              </w:rPr>
+              <w:t xml:space="preserve">{{IP_OGRNIP}}</w:t>
+            </w:r>
+          </w:p>
         </w:tc>
       </w:tr>
       <w:tr>

--- a/document_templates/Счет-фактура_шаблон.docx
+++ b/document_templates/Счет-фактура_шаблон.docx
@@ -95,13 +95,20 @@
               </w:rPr>
               <w:t xml:space="preserve"> № </w:t>
             </w:r>
+            <w:proofErr w:type="gramStart"/>
             <w:r>
               <w:rPr>
                 <w:b/>
                 <w:bCs/>
                 <w:lang w:val="en-US"/>
               </w:rPr>
-              <w:t>{{INVOICE_FACTURE_</w:t>
+              <w:t>{{</w:t>
+            </w:r>
+            <w:r>
+              <w:rPr>
+                <w:lang w:val="en-US"/>
+              </w:rPr>
+              <w:t xml:space="preserve"> </w:t>
             </w:r>
             <w:r>
               <w:rPr>
@@ -109,32 +116,47 @@
                 <w:bCs/>
                 <w:lang w:val="en-US"/>
               </w:rPr>
-              <w:t>NUMBER</w:t>
-            </w:r>
-            <w:proofErr w:type="gramStart"/>
+              <w:t>INVOICE</w:t>
+            </w:r>
+            <w:proofErr w:type="gramEnd"/>
             <w:r>
               <w:rPr>
                 <w:b/>
                 <w:bCs/>
                 <w:lang w:val="en-US"/>
               </w:rPr>
-              <w:t>}}</w:t>
-            </w:r>
-            <w:r>
-              <w:rPr>
-                <w:b/>
-                <w:bCs/>
-              </w:rPr>
-              <w:t>от</w:t>
-            </w:r>
-            <w:proofErr w:type="gramEnd"/>
+              <w:t>_FACTURE_NUMBER</w:t>
+            </w:r>
             <w:r>
               <w:rPr>
                 <w:b/>
                 <w:bCs/>
                 <w:lang w:val="en-US"/>
               </w:rPr>
-              <w:t xml:space="preserve">  {{INVOICE_FACTURE_DATE}}</w:t>
+              <w:t>}}</w:t>
+            </w:r>
+            <w:r>
+              <w:rPr>
+                <w:b/>
+                <w:bCs/>
+                <w:lang w:val="en-US"/>
+              </w:rPr>
+              <w:t xml:space="preserve"> </w:t>
+            </w:r>
+            <w:r>
+              <w:rPr>
+                <w:b/>
+                <w:bCs/>
+              </w:rPr>
+              <w:t>от</w:t>
+            </w:r>
+            <w:r>
+              <w:rPr>
+                <w:b/>
+                <w:bCs/>
+                <w:lang w:val="en-US"/>
+              </w:rPr>
+              <w:t xml:space="preserve"> {{INVOICE_FACTURE_DATE}}</w:t>
             </w:r>
           </w:p>
         </w:tc>
@@ -497,20 +519,20 @@
         <w:tblLook w:val="0000" w:firstRow="0" w:lastRow="0" w:firstColumn="0" w:lastColumn="0" w:noHBand="0" w:noVBand="0"/>
       </w:tblPr>
       <w:tblGrid>
-        <w:gridCol w:w="1030"/>
-        <w:gridCol w:w="828"/>
-        <w:gridCol w:w="252"/>
-        <w:gridCol w:w="846"/>
-        <w:gridCol w:w="943"/>
-        <w:gridCol w:w="659"/>
-        <w:gridCol w:w="1874"/>
-        <w:gridCol w:w="740"/>
-        <w:gridCol w:w="943"/>
-        <w:gridCol w:w="1159"/>
-        <w:gridCol w:w="2037"/>
-        <w:gridCol w:w="902"/>
-        <w:gridCol w:w="782"/>
-        <w:gridCol w:w="1815"/>
+        <w:gridCol w:w="1016"/>
+        <w:gridCol w:w="816"/>
+        <w:gridCol w:w="270"/>
+        <w:gridCol w:w="929"/>
+        <w:gridCol w:w="930"/>
+        <w:gridCol w:w="655"/>
+        <w:gridCol w:w="1847"/>
+        <w:gridCol w:w="730"/>
+        <w:gridCol w:w="930"/>
+        <w:gridCol w:w="1143"/>
+        <w:gridCol w:w="2007"/>
+        <w:gridCol w:w="890"/>
+        <w:gridCol w:w="858"/>
+        <w:gridCol w:w="1789"/>
       </w:tblGrid>
       <w:tr>
         <w:tc>
@@ -536,16 +558,16 @@
             <w:pPr>
               <w:jc w:val="center"/>
               <w:rPr>
-                <w:sz w:val="22"/>
-                <w:szCs w:val="22"/>
+                <w:sz w:val="18"/>
+                <w:szCs w:val="18"/>
               </w:rPr>
             </w:pPr>
             <w:r>
               <w:rPr>
                 <w:b/>
                 <w:bCs/>
-                <w:sz w:val="16"/>
-                <w:szCs w:val="16"/>
+                <w:sz w:val="18"/>
+                <w:szCs w:val="18"/>
               </w:rPr>
               <w:t>Наименование товара (описание выполненных работ, услуг), имущественного права</w:t>
             </w:r>
@@ -574,16 +596,16 @@
             <w:pPr>
               <w:jc w:val="center"/>
               <w:rPr>
-                <w:sz w:val="22"/>
-                <w:szCs w:val="22"/>
+                <w:sz w:val="18"/>
+                <w:szCs w:val="18"/>
               </w:rPr>
             </w:pPr>
             <w:r>
               <w:rPr>
                 <w:b/>
                 <w:bCs/>
-                <w:sz w:val="16"/>
-                <w:szCs w:val="16"/>
+                <w:sz w:val="18"/>
+                <w:szCs w:val="18"/>
               </w:rPr>
               <w:t>Код вида товара</w:t>
             </w:r>
@@ -612,16 +634,16 @@
             <w:pPr>
               <w:jc w:val="center"/>
               <w:rPr>
-                <w:sz w:val="22"/>
-                <w:szCs w:val="22"/>
+                <w:sz w:val="18"/>
+                <w:szCs w:val="18"/>
               </w:rPr>
             </w:pPr>
             <w:r>
               <w:rPr>
                 <w:b/>
                 <w:bCs/>
-                <w:sz w:val="16"/>
-                <w:szCs w:val="16"/>
+                <w:sz w:val="18"/>
+                <w:szCs w:val="18"/>
               </w:rPr>
               <w:t>Единица измерения</w:t>
             </w:r>
@@ -650,8 +672,8 @@
             <w:pPr>
               <w:jc w:val="center"/>
               <w:rPr>
-                <w:sz w:val="22"/>
-                <w:szCs w:val="22"/>
+                <w:sz w:val="18"/>
+                <w:szCs w:val="18"/>
               </w:rPr>
             </w:pPr>
             <w:proofErr w:type="gramStart"/>
@@ -659,8 +681,8 @@
               <w:rPr>
                 <w:b/>
                 <w:bCs/>
-                <w:sz w:val="16"/>
-                <w:szCs w:val="16"/>
+                <w:sz w:val="18"/>
+                <w:szCs w:val="18"/>
               </w:rPr>
               <w:t>Коли-</w:t>
             </w:r>
@@ -669,8 +691,8 @@
               <w:rPr>
                 <w:b/>
                 <w:bCs/>
-                <w:sz w:val="16"/>
-                <w:szCs w:val="16"/>
+                <w:sz w:val="18"/>
+                <w:szCs w:val="18"/>
               </w:rPr>
               <w:t>чество</w:t>
             </w:r>
@@ -680,8 +702,8 @@
               <w:rPr>
                 <w:b/>
                 <w:bCs/>
-                <w:sz w:val="16"/>
-                <w:szCs w:val="16"/>
+                <w:sz w:val="18"/>
+                <w:szCs w:val="18"/>
               </w:rPr>
               <w:t xml:space="preserve"> (объём)</w:t>
             </w:r>
@@ -710,16 +732,16 @@
             <w:pPr>
               <w:jc w:val="center"/>
               <w:rPr>
-                <w:sz w:val="22"/>
-                <w:szCs w:val="22"/>
+                <w:sz w:val="18"/>
+                <w:szCs w:val="18"/>
               </w:rPr>
             </w:pPr>
             <w:r>
               <w:rPr>
                 <w:b/>
                 <w:bCs/>
-                <w:sz w:val="16"/>
-                <w:szCs w:val="16"/>
+                <w:sz w:val="18"/>
+                <w:szCs w:val="18"/>
               </w:rPr>
               <w:t>Цена (тариф) за единицу измерения</w:t>
             </w:r>
@@ -748,18 +770,38 @@
             <w:pPr>
               <w:jc w:val="center"/>
               <w:rPr>
-                <w:sz w:val="22"/>
-                <w:szCs w:val="22"/>
-              </w:rPr>
-            </w:pPr>
-            <w:r>
-              <w:rPr>
                 <w:b/>
                 <w:bCs/>
-                <w:sz w:val="16"/>
-                <w:szCs w:val="16"/>
-              </w:rPr>
-              <w:t>Стоимость товаров (работ, услуг), имущественных прав без налога — всего</w:t>
+                <w:sz w:val="18"/>
+                <w:szCs w:val="18"/>
+              </w:rPr>
+            </w:pPr>
+            <w:r>
+              <w:rPr>
+                <w:b/>
+                <w:bCs/>
+                <w:sz w:val="18"/>
+                <w:szCs w:val="18"/>
+              </w:rPr>
+              <w:t xml:space="preserve">Стоимость товаров (работ, услуг), имущественных прав без налога </w:t>
+            </w:r>
+            <w:r>
+              <w:rPr>
+                <w:b/>
+                <w:bCs/>
+                <w:sz w:val="18"/>
+                <w:szCs w:val="18"/>
+              </w:rPr>
+              <w:t>–</w:t>
+            </w:r>
+            <w:r>
+              <w:rPr>
+                <w:b/>
+                <w:bCs/>
+                <w:sz w:val="18"/>
+                <w:szCs w:val="18"/>
+              </w:rPr>
+              <w:t xml:space="preserve"> всего</w:t>
             </w:r>
           </w:p>
         </w:tc>
@@ -786,16 +828,16 @@
             <w:pPr>
               <w:jc w:val="center"/>
               <w:rPr>
-                <w:sz w:val="22"/>
-                <w:szCs w:val="22"/>
+                <w:sz w:val="18"/>
+                <w:szCs w:val="18"/>
               </w:rPr>
             </w:pPr>
             <w:r>
               <w:rPr>
                 <w:b/>
                 <w:bCs/>
-                <w:sz w:val="16"/>
-                <w:szCs w:val="16"/>
+                <w:sz w:val="18"/>
+                <w:szCs w:val="18"/>
               </w:rPr>
               <w:t>В том числе сумма акциза</w:t>
             </w:r>
@@ -824,8 +866,8 @@
             <w:pPr>
               <w:jc w:val="center"/>
               <w:rPr>
-                <w:sz w:val="22"/>
-                <w:szCs w:val="22"/>
+                <w:sz w:val="18"/>
+                <w:szCs w:val="18"/>
               </w:rPr>
             </w:pPr>
             <w:proofErr w:type="spellStart"/>
@@ -833,8 +875,8 @@
               <w:rPr>
                 <w:b/>
                 <w:bCs/>
-                <w:sz w:val="16"/>
-                <w:szCs w:val="16"/>
+                <w:sz w:val="18"/>
+                <w:szCs w:val="18"/>
               </w:rPr>
               <w:t>Нало-говая</w:t>
             </w:r>
@@ -843,8 +885,8 @@
               <w:rPr>
                 <w:b/>
                 <w:bCs/>
-                <w:sz w:val="16"/>
-                <w:szCs w:val="16"/>
+                <w:sz w:val="18"/>
+                <w:szCs w:val="18"/>
               </w:rPr>
               <w:t xml:space="preserve"> ставка</w:t>
             </w:r>
@@ -873,16 +915,16 @@
             <w:pPr>
               <w:jc w:val="center"/>
               <w:rPr>
-                <w:sz w:val="22"/>
-                <w:szCs w:val="22"/>
+                <w:sz w:val="18"/>
+                <w:szCs w:val="18"/>
               </w:rPr>
             </w:pPr>
             <w:r>
               <w:rPr>
                 <w:b/>
                 <w:bCs/>
-                <w:sz w:val="16"/>
-                <w:szCs w:val="16"/>
+                <w:sz w:val="18"/>
+                <w:szCs w:val="18"/>
               </w:rPr>
               <w:t>Сумма налога, предъявляемая покупателю</w:t>
             </w:r>
@@ -911,18 +953,38 @@
             <w:pPr>
               <w:jc w:val="center"/>
               <w:rPr>
-                <w:sz w:val="22"/>
-                <w:szCs w:val="22"/>
-              </w:rPr>
-            </w:pPr>
-            <w:r>
-              <w:rPr>
                 <w:b/>
                 <w:bCs/>
-                <w:sz w:val="16"/>
-                <w:szCs w:val="16"/>
-              </w:rPr>
-              <w:t>Стоимость товаров (работ, услуг), имущественных прав с налогом — всего</w:t>
+                <w:sz w:val="18"/>
+                <w:szCs w:val="18"/>
+              </w:rPr>
+            </w:pPr>
+            <w:r>
+              <w:rPr>
+                <w:b/>
+                <w:bCs/>
+                <w:sz w:val="18"/>
+                <w:szCs w:val="18"/>
+              </w:rPr>
+              <w:t xml:space="preserve">Стоимость товаров (работ, услуг), имущественных прав с налогом </w:t>
+            </w:r>
+            <w:r>
+              <w:rPr>
+                <w:b/>
+                <w:bCs/>
+                <w:sz w:val="18"/>
+                <w:szCs w:val="18"/>
+              </w:rPr>
+              <w:t>–</w:t>
+            </w:r>
+            <w:r>
+              <w:rPr>
+                <w:b/>
+                <w:bCs/>
+                <w:sz w:val="18"/>
+                <w:szCs w:val="18"/>
+              </w:rPr>
+              <w:t xml:space="preserve"> всего</w:t>
             </w:r>
           </w:p>
         </w:tc>
@@ -949,16 +1011,16 @@
             <w:pPr>
               <w:jc w:val="center"/>
               <w:rPr>
-                <w:sz w:val="22"/>
-                <w:szCs w:val="22"/>
+                <w:sz w:val="18"/>
+                <w:szCs w:val="18"/>
               </w:rPr>
             </w:pPr>
             <w:r>
               <w:rPr>
                 <w:b/>
                 <w:bCs/>
-                <w:sz w:val="16"/>
-                <w:szCs w:val="16"/>
+                <w:sz w:val="18"/>
+                <w:szCs w:val="18"/>
               </w:rPr>
               <w:t>Страна происхождения товара</w:t>
             </w:r>
@@ -987,16 +1049,16 @@
             <w:pPr>
               <w:jc w:val="center"/>
               <w:rPr>
-                <w:sz w:val="22"/>
-                <w:szCs w:val="22"/>
+                <w:sz w:val="18"/>
+                <w:szCs w:val="18"/>
               </w:rPr>
             </w:pPr>
             <w:r>
               <w:rPr>
                 <w:b/>
                 <w:bCs/>
-                <w:sz w:val="16"/>
-                <w:szCs w:val="16"/>
+                <w:sz w:val="18"/>
+                <w:szCs w:val="18"/>
               </w:rPr>
               <w:t>Регистрационный номер декларации на товары или регистрационный номер партии товара, подлежащего прослеживаемости</w:t>
             </w:r>
@@ -1018,8 +1080,8 @@
           <w:p>
             <w:pPr>
               <w:rPr>
-                <w:sz w:val="22"/>
-                <w:szCs w:val="22"/>
+                <w:sz w:val="18"/>
+                <w:szCs w:val="18"/>
               </w:rPr>
             </w:pPr>
           </w:p>
@@ -1038,8 +1100,8 @@
           <w:p>
             <w:pPr>
               <w:rPr>
-                <w:sz w:val="22"/>
-                <w:szCs w:val="22"/>
+                <w:sz w:val="18"/>
+                <w:szCs w:val="18"/>
               </w:rPr>
             </w:pPr>
           </w:p>
@@ -1066,16 +1128,16 @@
             <w:pPr>
               <w:jc w:val="center"/>
               <w:rPr>
-                <w:sz w:val="22"/>
-                <w:szCs w:val="22"/>
+                <w:sz w:val="18"/>
+                <w:szCs w:val="18"/>
               </w:rPr>
             </w:pPr>
             <w:r>
               <w:rPr>
                 <w:b/>
                 <w:bCs/>
-                <w:sz w:val="16"/>
-                <w:szCs w:val="16"/>
+                <w:sz w:val="18"/>
+                <w:szCs w:val="18"/>
               </w:rPr>
               <w:t>код</w:t>
             </w:r>
@@ -1103,16 +1165,16 @@
             <w:pPr>
               <w:jc w:val="center"/>
               <w:rPr>
-                <w:sz w:val="22"/>
-                <w:szCs w:val="22"/>
+                <w:sz w:val="18"/>
+                <w:szCs w:val="18"/>
               </w:rPr>
             </w:pPr>
             <w:r>
               <w:rPr>
                 <w:b/>
                 <w:bCs/>
-                <w:sz w:val="16"/>
-                <w:szCs w:val="16"/>
+                <w:sz w:val="18"/>
+                <w:szCs w:val="18"/>
               </w:rPr>
               <w:t>условное обозначение (национальное)</w:t>
             </w:r>
@@ -1132,8 +1194,8 @@
           <w:p>
             <w:pPr>
               <w:rPr>
-                <w:sz w:val="22"/>
-                <w:szCs w:val="22"/>
+                <w:sz w:val="18"/>
+                <w:szCs w:val="18"/>
               </w:rPr>
             </w:pPr>
           </w:p>
@@ -1152,8 +1214,8 @@
           <w:p>
             <w:pPr>
               <w:rPr>
-                <w:sz w:val="22"/>
-                <w:szCs w:val="22"/>
+                <w:sz w:val="18"/>
+                <w:szCs w:val="18"/>
               </w:rPr>
             </w:pPr>
           </w:p>
@@ -1172,8 +1234,8 @@
           <w:p>
             <w:pPr>
               <w:rPr>
-                <w:sz w:val="22"/>
-                <w:szCs w:val="22"/>
+                <w:sz w:val="18"/>
+                <w:szCs w:val="18"/>
               </w:rPr>
             </w:pPr>
           </w:p>
@@ -1192,8 +1254,8 @@
           <w:p>
             <w:pPr>
               <w:rPr>
-                <w:sz w:val="22"/>
-                <w:szCs w:val="22"/>
+                <w:sz w:val="18"/>
+                <w:szCs w:val="18"/>
               </w:rPr>
             </w:pPr>
           </w:p>
@@ -1212,8 +1274,8 @@
           <w:p>
             <w:pPr>
               <w:rPr>
-                <w:sz w:val="22"/>
-                <w:szCs w:val="22"/>
+                <w:sz w:val="18"/>
+                <w:szCs w:val="18"/>
               </w:rPr>
             </w:pPr>
           </w:p>
@@ -1232,8 +1294,8 @@
           <w:p>
             <w:pPr>
               <w:rPr>
-                <w:sz w:val="22"/>
-                <w:szCs w:val="22"/>
+                <w:sz w:val="18"/>
+                <w:szCs w:val="18"/>
               </w:rPr>
             </w:pPr>
           </w:p>
@@ -1252,8 +1314,8 @@
           <w:p>
             <w:pPr>
               <w:rPr>
-                <w:sz w:val="22"/>
-                <w:szCs w:val="22"/>
+                <w:sz w:val="18"/>
+                <w:szCs w:val="18"/>
               </w:rPr>
             </w:pPr>
           </w:p>
@@ -1280,16 +1342,16 @@
             <w:pPr>
               <w:jc w:val="center"/>
               <w:rPr>
-                <w:sz w:val="22"/>
-                <w:szCs w:val="22"/>
+                <w:sz w:val="18"/>
+                <w:szCs w:val="18"/>
               </w:rPr>
             </w:pPr>
             <w:r>
               <w:rPr>
                 <w:b/>
                 <w:bCs/>
-                <w:sz w:val="16"/>
-                <w:szCs w:val="16"/>
+                <w:sz w:val="18"/>
+                <w:szCs w:val="18"/>
               </w:rPr>
               <w:t>цифровой код</w:t>
             </w:r>
@@ -1317,16 +1379,16 @@
             <w:pPr>
               <w:jc w:val="center"/>
               <w:rPr>
-                <w:sz w:val="22"/>
-                <w:szCs w:val="22"/>
+                <w:sz w:val="18"/>
+                <w:szCs w:val="18"/>
               </w:rPr>
             </w:pPr>
             <w:r>
               <w:rPr>
                 <w:b/>
                 <w:bCs/>
-                <w:sz w:val="16"/>
-                <w:szCs w:val="16"/>
+                <w:sz w:val="18"/>
+                <w:szCs w:val="18"/>
               </w:rPr>
               <w:t>краткое наименование</w:t>
             </w:r>
@@ -1346,8 +1408,8 @@
           <w:p>
             <w:pPr>
               <w:rPr>
-                <w:sz w:val="22"/>
-                <w:szCs w:val="22"/>
+                <w:sz w:val="18"/>
+                <w:szCs w:val="18"/>
               </w:rPr>
             </w:pPr>
           </w:p>
@@ -1376,14 +1438,14 @@
             <w:pPr>
               <w:jc w:val="center"/>
               <w:rPr>
-                <w:sz w:val="22"/>
-                <w:szCs w:val="22"/>
-              </w:rPr>
-            </w:pPr>
-            <w:r>
-              <w:rPr>
-                <w:sz w:val="16"/>
-                <w:szCs w:val="16"/>
+                <w:sz w:val="18"/>
+                <w:szCs w:val="18"/>
+              </w:rPr>
+            </w:pPr>
+            <w:r>
+              <w:rPr>
+                <w:sz w:val="18"/>
+                <w:szCs w:val="18"/>
               </w:rPr>
               <w:t>1</w:t>
             </w:r>
@@ -1411,14 +1473,14 @@
             <w:pPr>
               <w:jc w:val="center"/>
               <w:rPr>
-                <w:sz w:val="22"/>
-                <w:szCs w:val="22"/>
-              </w:rPr>
-            </w:pPr>
-            <w:r>
-              <w:rPr>
-                <w:sz w:val="16"/>
-                <w:szCs w:val="16"/>
+                <w:sz w:val="18"/>
+                <w:szCs w:val="18"/>
+              </w:rPr>
+            </w:pPr>
+            <w:r>
+              <w:rPr>
+                <w:sz w:val="18"/>
+                <w:szCs w:val="18"/>
               </w:rPr>
               <w:t>1б</w:t>
             </w:r>
@@ -1446,14 +1508,14 @@
             <w:pPr>
               <w:jc w:val="center"/>
               <w:rPr>
-                <w:sz w:val="22"/>
-                <w:szCs w:val="22"/>
-              </w:rPr>
-            </w:pPr>
-            <w:r>
-              <w:rPr>
-                <w:sz w:val="16"/>
-                <w:szCs w:val="16"/>
+                <w:sz w:val="18"/>
+                <w:szCs w:val="18"/>
+              </w:rPr>
+            </w:pPr>
+            <w:r>
+              <w:rPr>
+                <w:sz w:val="18"/>
+                <w:szCs w:val="18"/>
               </w:rPr>
               <w:t>2</w:t>
             </w:r>
@@ -1481,14 +1543,14 @@
             <w:pPr>
               <w:jc w:val="center"/>
               <w:rPr>
-                <w:sz w:val="22"/>
-                <w:szCs w:val="22"/>
-              </w:rPr>
-            </w:pPr>
-            <w:r>
-              <w:rPr>
-                <w:sz w:val="16"/>
-                <w:szCs w:val="16"/>
+                <w:sz w:val="18"/>
+                <w:szCs w:val="18"/>
+              </w:rPr>
+            </w:pPr>
+            <w:r>
+              <w:rPr>
+                <w:sz w:val="18"/>
+                <w:szCs w:val="18"/>
               </w:rPr>
               <w:t>2а</w:t>
             </w:r>
@@ -1516,14 +1578,14 @@
             <w:pPr>
               <w:jc w:val="center"/>
               <w:rPr>
-                <w:sz w:val="22"/>
-                <w:szCs w:val="22"/>
-              </w:rPr>
-            </w:pPr>
-            <w:r>
-              <w:rPr>
-                <w:sz w:val="16"/>
-                <w:szCs w:val="16"/>
+                <w:sz w:val="18"/>
+                <w:szCs w:val="18"/>
+              </w:rPr>
+            </w:pPr>
+            <w:r>
+              <w:rPr>
+                <w:sz w:val="18"/>
+                <w:szCs w:val="18"/>
               </w:rPr>
               <w:t>3</w:t>
             </w:r>
@@ -1551,14 +1613,14 @@
             <w:pPr>
               <w:jc w:val="center"/>
               <w:rPr>
-                <w:sz w:val="22"/>
-                <w:szCs w:val="22"/>
-              </w:rPr>
-            </w:pPr>
-            <w:r>
-              <w:rPr>
-                <w:sz w:val="16"/>
-                <w:szCs w:val="16"/>
+                <w:sz w:val="18"/>
+                <w:szCs w:val="18"/>
+              </w:rPr>
+            </w:pPr>
+            <w:r>
+              <w:rPr>
+                <w:sz w:val="18"/>
+                <w:szCs w:val="18"/>
               </w:rPr>
               <w:t>4</w:t>
             </w:r>
@@ -1586,14 +1648,14 @@
             <w:pPr>
               <w:jc w:val="center"/>
               <w:rPr>
-                <w:sz w:val="22"/>
-                <w:szCs w:val="22"/>
-              </w:rPr>
-            </w:pPr>
-            <w:r>
-              <w:rPr>
-                <w:sz w:val="16"/>
-                <w:szCs w:val="16"/>
+                <w:sz w:val="18"/>
+                <w:szCs w:val="18"/>
+              </w:rPr>
+            </w:pPr>
+            <w:r>
+              <w:rPr>
+                <w:sz w:val="18"/>
+                <w:szCs w:val="18"/>
               </w:rPr>
               <w:t>5</w:t>
             </w:r>
@@ -1621,14 +1683,14 @@
             <w:pPr>
               <w:jc w:val="center"/>
               <w:rPr>
-                <w:sz w:val="22"/>
-                <w:szCs w:val="22"/>
-              </w:rPr>
-            </w:pPr>
-            <w:r>
-              <w:rPr>
-                <w:sz w:val="16"/>
-                <w:szCs w:val="16"/>
+                <w:sz w:val="18"/>
+                <w:szCs w:val="18"/>
+              </w:rPr>
+            </w:pPr>
+            <w:r>
+              <w:rPr>
+                <w:sz w:val="18"/>
+                <w:szCs w:val="18"/>
               </w:rPr>
               <w:t>6</w:t>
             </w:r>
@@ -1656,14 +1718,14 @@
             <w:pPr>
               <w:jc w:val="center"/>
               <w:rPr>
-                <w:sz w:val="22"/>
-                <w:szCs w:val="22"/>
-              </w:rPr>
-            </w:pPr>
-            <w:r>
-              <w:rPr>
-                <w:sz w:val="16"/>
-                <w:szCs w:val="16"/>
+                <w:sz w:val="18"/>
+                <w:szCs w:val="18"/>
+              </w:rPr>
+            </w:pPr>
+            <w:r>
+              <w:rPr>
+                <w:sz w:val="18"/>
+                <w:szCs w:val="18"/>
               </w:rPr>
               <w:t>7</w:t>
             </w:r>
@@ -1691,14 +1753,14 @@
             <w:pPr>
               <w:jc w:val="center"/>
               <w:rPr>
-                <w:sz w:val="22"/>
-                <w:szCs w:val="22"/>
-              </w:rPr>
-            </w:pPr>
-            <w:r>
-              <w:rPr>
-                <w:sz w:val="16"/>
-                <w:szCs w:val="16"/>
+                <w:sz w:val="18"/>
+                <w:szCs w:val="18"/>
+              </w:rPr>
+            </w:pPr>
+            <w:r>
+              <w:rPr>
+                <w:sz w:val="18"/>
+                <w:szCs w:val="18"/>
               </w:rPr>
               <w:t>8</w:t>
             </w:r>
@@ -1726,14 +1788,14 @@
             <w:pPr>
               <w:jc w:val="center"/>
               <w:rPr>
-                <w:sz w:val="22"/>
-                <w:szCs w:val="22"/>
-              </w:rPr>
-            </w:pPr>
-            <w:r>
-              <w:rPr>
-                <w:sz w:val="16"/>
-                <w:szCs w:val="16"/>
+                <w:sz w:val="18"/>
+                <w:szCs w:val="18"/>
+              </w:rPr>
+            </w:pPr>
+            <w:r>
+              <w:rPr>
+                <w:sz w:val="18"/>
+                <w:szCs w:val="18"/>
               </w:rPr>
               <w:t>9</w:t>
             </w:r>
@@ -1761,14 +1823,14 @@
             <w:pPr>
               <w:jc w:val="center"/>
               <w:rPr>
-                <w:sz w:val="22"/>
-                <w:szCs w:val="22"/>
-              </w:rPr>
-            </w:pPr>
-            <w:r>
-              <w:rPr>
-                <w:sz w:val="16"/>
-                <w:szCs w:val="16"/>
+                <w:sz w:val="18"/>
+                <w:szCs w:val="18"/>
+              </w:rPr>
+            </w:pPr>
+            <w:r>
+              <w:rPr>
+                <w:sz w:val="18"/>
+                <w:szCs w:val="18"/>
               </w:rPr>
               <w:t>10</w:t>
             </w:r>
@@ -1796,14 +1858,14 @@
             <w:pPr>
               <w:jc w:val="center"/>
               <w:rPr>
-                <w:sz w:val="22"/>
-                <w:szCs w:val="22"/>
-              </w:rPr>
-            </w:pPr>
-            <w:r>
-              <w:rPr>
-                <w:sz w:val="16"/>
-                <w:szCs w:val="16"/>
+                <w:sz w:val="18"/>
+                <w:szCs w:val="18"/>
+              </w:rPr>
+            </w:pPr>
+            <w:r>
+              <w:rPr>
+                <w:sz w:val="18"/>
+                <w:szCs w:val="18"/>
               </w:rPr>
               <w:t>10а</w:t>
             </w:r>
@@ -1831,14 +1893,14 @@
             <w:pPr>
               <w:jc w:val="center"/>
               <w:rPr>
-                <w:sz w:val="22"/>
-                <w:szCs w:val="22"/>
-              </w:rPr>
-            </w:pPr>
-            <w:r>
-              <w:rPr>
-                <w:sz w:val="16"/>
-                <w:szCs w:val="16"/>
+                <w:sz w:val="18"/>
+                <w:szCs w:val="18"/>
+              </w:rPr>
+            </w:pPr>
+            <w:r>
+              <w:rPr>
+                <w:sz w:val="18"/>
+                <w:szCs w:val="18"/>
               </w:rPr>
               <w:t>11</w:t>
             </w:r>
@@ -1866,8 +1928,8 @@
           <w:p>
             <w:pPr>
               <w:rPr>
-                <w:sz w:val="22"/>
-                <w:szCs w:val="22"/>
+                <w:sz w:val="18"/>
+                <w:szCs w:val="18"/>
               </w:rPr>
             </w:pPr>
             <w:r>
@@ -1899,8 +1961,8 @@
           <w:p>
             <w:pPr>
               <w:rPr>
-                <w:sz w:val="22"/>
-                <w:szCs w:val="22"/>
+                <w:sz w:val="18"/>
+                <w:szCs w:val="18"/>
               </w:rPr>
             </w:pPr>
             <w:r>
@@ -1932,8 +1994,8 @@
           <w:p>
             <w:pPr>
               <w:rPr>
-                <w:sz w:val="22"/>
-                <w:szCs w:val="22"/>
+                <w:sz w:val="18"/>
+                <w:szCs w:val="18"/>
               </w:rPr>
             </w:pPr>
           </w:p>
@@ -1959,8 +2021,8 @@
             <w:pPr>
               <w:jc w:val="center"/>
               <w:rPr>
-                <w:sz w:val="22"/>
-                <w:szCs w:val="22"/>
+                <w:sz w:val="18"/>
+                <w:szCs w:val="18"/>
               </w:rPr>
             </w:pPr>
             <w:r>
@@ -1993,8 +2055,8 @@
             <w:pPr>
               <w:jc w:val="center"/>
               <w:rPr>
-                <w:sz w:val="22"/>
-                <w:szCs w:val="22"/>
+                <w:sz w:val="18"/>
+                <w:szCs w:val="18"/>
               </w:rPr>
             </w:pPr>
             <w:r>
@@ -2027,8 +2089,8 @@
             <w:pPr>
               <w:jc w:val="center"/>
               <w:rPr>
-                <w:sz w:val="22"/>
-                <w:szCs w:val="22"/>
+                <w:sz w:val="18"/>
+                <w:szCs w:val="18"/>
               </w:rPr>
             </w:pPr>
             <w:r>
@@ -2061,8 +2123,8 @@
             <w:pPr>
               <w:jc w:val="center"/>
               <w:rPr>
-                <w:sz w:val="22"/>
-                <w:szCs w:val="22"/>
+                <w:sz w:val="18"/>
+                <w:szCs w:val="18"/>
               </w:rPr>
             </w:pPr>
             <w:r>
@@ -2095,8 +2157,8 @@
             <w:pPr>
               <w:jc w:val="center"/>
               <w:rPr>
-                <w:sz w:val="22"/>
-                <w:szCs w:val="22"/>
+                <w:sz w:val="18"/>
+                <w:szCs w:val="18"/>
               </w:rPr>
             </w:pPr>
             <w:r>
@@ -2129,8 +2191,8 @@
             <w:pPr>
               <w:jc w:val="center"/>
               <w:rPr>
-                <w:sz w:val="22"/>
-                <w:szCs w:val="22"/>
+                <w:sz w:val="18"/>
+                <w:szCs w:val="18"/>
               </w:rPr>
             </w:pPr>
             <w:r>
@@ -2163,8 +2225,8 @@
             <w:pPr>
               <w:jc w:val="center"/>
               <w:rPr>
-                <w:sz w:val="22"/>
-                <w:szCs w:val="22"/>
+                <w:sz w:val="18"/>
+                <w:szCs w:val="18"/>
               </w:rPr>
             </w:pPr>
             <w:r>
@@ -2197,8 +2259,8 @@
             <w:pPr>
               <w:jc w:val="center"/>
               <w:rPr>
-                <w:sz w:val="22"/>
-                <w:szCs w:val="22"/>
+                <w:sz w:val="18"/>
+                <w:szCs w:val="18"/>
               </w:rPr>
             </w:pPr>
             <w:r>
@@ -2231,8 +2293,8 @@
             <w:pPr>
               <w:jc w:val="center"/>
               <w:rPr>
-                <w:sz w:val="22"/>
-                <w:szCs w:val="22"/>
+                <w:sz w:val="18"/>
+                <w:szCs w:val="18"/>
               </w:rPr>
             </w:pPr>
             <w:r>
@@ -2264,8 +2326,8 @@
           <w:p>
             <w:pPr>
               <w:rPr>
-                <w:sz w:val="22"/>
-                <w:szCs w:val="22"/>
+                <w:sz w:val="18"/>
+                <w:szCs w:val="18"/>
               </w:rPr>
             </w:pPr>
           </w:p>
@@ -2291,8 +2353,8 @@
             <w:pPr>
               <w:jc w:val="center"/>
               <w:rPr>
-                <w:sz w:val="22"/>
-                <w:szCs w:val="22"/>
+                <w:sz w:val="18"/>
+                <w:szCs w:val="18"/>
               </w:rPr>
             </w:pPr>
             <w:r>
@@ -2327,8 +2389,8 @@
             <w:pPr>
               <w:jc w:val="right"/>
               <w:rPr>
-                <w:sz w:val="22"/>
-                <w:szCs w:val="22"/>
+                <w:sz w:val="18"/>
+                <w:szCs w:val="18"/>
               </w:rPr>
             </w:pPr>
             <w:r>
@@ -2363,8 +2425,8 @@
             <w:pPr>
               <w:jc w:val="center"/>
               <w:rPr>
-                <w:sz w:val="22"/>
-                <w:szCs w:val="22"/>
+                <w:sz w:val="18"/>
+                <w:szCs w:val="18"/>
               </w:rPr>
             </w:pPr>
             <w:r>
@@ -2398,8 +2460,8 @@
           <w:p>
             <w:pPr>
               <w:rPr>
-                <w:sz w:val="22"/>
-                <w:szCs w:val="22"/>
+                <w:sz w:val="18"/>
+                <w:szCs w:val="18"/>
               </w:rPr>
             </w:pPr>
           </w:p>
@@ -2424,8 +2486,8 @@
           <w:p>
             <w:pPr>
               <w:rPr>
-                <w:sz w:val="22"/>
-                <w:szCs w:val="22"/>
+                <w:sz w:val="18"/>
+                <w:szCs w:val="18"/>
               </w:rPr>
             </w:pPr>
           </w:p>
@@ -2451,8 +2513,8 @@
             <w:pPr>
               <w:jc w:val="center"/>
               <w:rPr>
-                <w:sz w:val="22"/>
-                <w:szCs w:val="22"/>
+                <w:sz w:val="18"/>
+                <w:szCs w:val="18"/>
               </w:rPr>
             </w:pPr>
             <w:r>
@@ -2487,8 +2549,8 @@
             <w:pPr>
               <w:jc w:val="center"/>
               <w:rPr>
-                <w:sz w:val="22"/>
-                <w:szCs w:val="22"/>
+                <w:sz w:val="18"/>
+                <w:szCs w:val="18"/>
               </w:rPr>
             </w:pPr>
             <w:r>
@@ -2522,8 +2584,8 @@
           <w:p>
             <w:pPr>
               <w:rPr>
-                <w:sz w:val="22"/>
-                <w:szCs w:val="22"/>
+                <w:sz w:val="18"/>
+                <w:szCs w:val="18"/>
               </w:rPr>
             </w:pPr>
           </w:p>
@@ -2548,8 +2610,8 @@
           <w:p>
             <w:pPr>
               <w:rPr>
-                <w:sz w:val="22"/>
-                <w:szCs w:val="22"/>
+                <w:sz w:val="18"/>
+                <w:szCs w:val="18"/>
               </w:rPr>
             </w:pPr>
           </w:p>
@@ -2574,8 +2636,8 @@
           <w:p>
             <w:pPr>
               <w:rPr>
-                <w:sz w:val="22"/>
-                <w:szCs w:val="22"/>
+                <w:sz w:val="18"/>
+                <w:szCs w:val="18"/>
               </w:rPr>
             </w:pPr>
           </w:p>

--- a/document_templates/Счет-фактура_шаблон.docx
+++ b/document_templates/Счет-фактура_шаблон.docx
@@ -95,7 +95,6 @@
               </w:rPr>
               <w:t xml:space="preserve"> № </w:t>
             </w:r>
-            <w:proofErr w:type="gramStart"/>
             <w:r>
               <w:rPr>
                 <w:b/>
@@ -106,26 +105,11 @@
             </w:r>
             <w:r>
               <w:rPr>
-                <w:lang w:val="en-US"/>
-              </w:rPr>
-              <w:t xml:space="preserve"> </w:t>
-            </w:r>
-            <w:r>
-              <w:rPr>
                 <w:b/>
                 <w:bCs/>
                 <w:lang w:val="en-US"/>
               </w:rPr>
-              <w:t>INVOICE</w:t>
-            </w:r>
-            <w:proofErr w:type="gramEnd"/>
-            <w:r>
-              <w:rPr>
-                <w:b/>
-                <w:bCs/>
-                <w:lang w:val="en-US"/>
-              </w:rPr>
-              <w:t>_FACTURE_NUMBER</w:t>
+              <w:t>INVOICE_FACTURE_NUMBER</w:t>
             </w:r>
             <w:r>
               <w:rPr>
@@ -684,9 +668,9 @@
                 <w:sz w:val="18"/>
                 <w:szCs w:val="18"/>
               </w:rPr>
-              <w:t>Коли-</w:t>
-            </w:r>
-            <w:proofErr w:type="spellStart"/>
+              <w:t>Коли-чество</w:t>
+            </w:r>
+            <w:proofErr w:type="gramEnd"/>
             <w:r>
               <w:rPr>
                 <w:b/>
@@ -694,10 +678,37 @@
                 <w:sz w:val="18"/>
                 <w:szCs w:val="18"/>
               </w:rPr>
-              <w:t>чество</w:t>
-            </w:r>
-            <w:proofErr w:type="spellEnd"/>
-            <w:proofErr w:type="gramEnd"/>
+              <w:t xml:space="preserve"> (объём)</w:t>
+            </w:r>
+          </w:p>
+        </w:tc>
+        <w:tc>
+          <w:tcPr>
+            <w:tcW w:w="800" w:type="dxa"/>
+            <w:vMerge w:val="restart"/>
+            <w:tcBorders>
+              <w:top w:val="single" w:sz="4" w:space="0" w:color="000000"/>
+              <w:left w:val="single" w:sz="4" w:space="0" w:color="000000"/>
+              <w:bottom w:val="single" w:sz="4" w:space="0" w:color="000000"/>
+              <w:right w:val="single" w:sz="4" w:space="0" w:color="000000"/>
+            </w:tcBorders>
+            <w:shd w:val="clear" w:color="auto" w:fill="EDEDED"/>
+            <w:tcMar>
+              <w:top w:w="20" w:type="dxa"/>
+              <w:left w:w="40" w:type="dxa"/>
+              <w:bottom w:w="20" w:type="dxa"/>
+              <w:right w:w="40" w:type="dxa"/>
+            </w:tcMar>
+            <w:vAlign w:val="center"/>
+          </w:tcPr>
+          <w:p>
+            <w:pPr>
+              <w:jc w:val="center"/>
+              <w:rPr>
+                <w:sz w:val="18"/>
+                <w:szCs w:val="18"/>
+              </w:rPr>
+            </w:pPr>
             <w:r>
               <w:rPr>
                 <w:b/>
@@ -705,13 +716,13 @@
                 <w:sz w:val="18"/>
                 <w:szCs w:val="18"/>
               </w:rPr>
-              <w:t xml:space="preserve"> (объём)</w:t>
-            </w:r>
-          </w:p>
-        </w:tc>
-        <w:tc>
-          <w:tcPr>
-            <w:tcW w:w="800" w:type="dxa"/>
+              <w:t>Цена (тариф) за единицу измерения</w:t>
+            </w:r>
+          </w:p>
+        </w:tc>
+        <w:tc>
+          <w:tcPr>
+            <w:tcW w:w="900" w:type="dxa"/>
             <w:vMerge w:val="restart"/>
             <w:tcBorders>
               <w:top w:val="single" w:sz="4" w:space="0" w:color="000000"/>
@@ -731,51 +742,22 @@
           <w:p>
             <w:pPr>
               <w:jc w:val="center"/>
-              <w:rPr>
-                <w:sz w:val="18"/>
-                <w:szCs w:val="18"/>
-              </w:rPr>
-            </w:pPr>
-            <w:r>
               <w:rPr>
                 <w:b/>
                 <w:bCs/>
                 <w:sz w:val="18"/>
                 <w:szCs w:val="18"/>
               </w:rPr>
-              <w:t>Цена (тариф) за единицу измерения</w:t>
-            </w:r>
-          </w:p>
-        </w:tc>
-        <w:tc>
-          <w:tcPr>
-            <w:tcW w:w="900" w:type="dxa"/>
-            <w:vMerge w:val="restart"/>
-            <w:tcBorders>
-              <w:top w:val="single" w:sz="4" w:space="0" w:color="000000"/>
-              <w:left w:val="single" w:sz="4" w:space="0" w:color="000000"/>
-              <w:bottom w:val="single" w:sz="4" w:space="0" w:color="000000"/>
-              <w:right w:val="single" w:sz="4" w:space="0" w:color="000000"/>
-            </w:tcBorders>
-            <w:shd w:val="clear" w:color="auto" w:fill="EDEDED"/>
-            <w:tcMar>
-              <w:top w:w="20" w:type="dxa"/>
-              <w:left w:w="40" w:type="dxa"/>
-              <w:bottom w:w="20" w:type="dxa"/>
-              <w:right w:w="40" w:type="dxa"/>
-            </w:tcMar>
-            <w:vAlign w:val="center"/>
-          </w:tcPr>
-          <w:p>
-            <w:pPr>
-              <w:jc w:val="center"/>
+            </w:pPr>
+            <w:r>
               <w:rPr>
                 <w:b/>
                 <w:bCs/>
                 <w:sz w:val="18"/>
                 <w:szCs w:val="18"/>
               </w:rPr>
-            </w:pPr>
+              <w:t xml:space="preserve">Стоимость товаров (работ, услуг), имущественных прав без налога </w:t>
+            </w:r>
             <w:r>
               <w:rPr>
                 <w:b/>
@@ -783,7 +765,7 @@
                 <w:sz w:val="18"/>
                 <w:szCs w:val="18"/>
               </w:rPr>
-              <w:t xml:space="preserve">Стоимость товаров (работ, услуг), имущественных прав без налога </w:t>
+              <w:t>–</w:t>
             </w:r>
             <w:r>
               <w:rPr>
@@ -792,8 +774,37 @@
                 <w:sz w:val="18"/>
                 <w:szCs w:val="18"/>
               </w:rPr>
-              <w:t>–</w:t>
-            </w:r>
+              <w:t xml:space="preserve"> всего</w:t>
+            </w:r>
+          </w:p>
+        </w:tc>
+        <w:tc>
+          <w:tcPr>
+            <w:tcW w:w="700" w:type="dxa"/>
+            <w:vMerge w:val="restart"/>
+            <w:tcBorders>
+              <w:top w:val="single" w:sz="4" w:space="0" w:color="000000"/>
+              <w:left w:val="single" w:sz="4" w:space="0" w:color="000000"/>
+              <w:bottom w:val="single" w:sz="4" w:space="0" w:color="000000"/>
+              <w:right w:val="single" w:sz="4" w:space="0" w:color="000000"/>
+            </w:tcBorders>
+            <w:shd w:val="clear" w:color="auto" w:fill="EDEDED"/>
+            <w:tcMar>
+              <w:top w:w="20" w:type="dxa"/>
+              <w:left w:w="40" w:type="dxa"/>
+              <w:bottom w:w="20" w:type="dxa"/>
+              <w:right w:w="40" w:type="dxa"/>
+            </w:tcMar>
+            <w:vAlign w:val="center"/>
+          </w:tcPr>
+          <w:p>
+            <w:pPr>
+              <w:jc w:val="center"/>
+              <w:rPr>
+                <w:sz w:val="18"/>
+                <w:szCs w:val="18"/>
+              </w:rPr>
+            </w:pPr>
             <w:r>
               <w:rPr>
                 <w:b/>
@@ -801,13 +812,13 @@
                 <w:sz w:val="18"/>
                 <w:szCs w:val="18"/>
               </w:rPr>
-              <w:t xml:space="preserve"> всего</w:t>
-            </w:r>
-          </w:p>
-        </w:tc>
-        <w:tc>
-          <w:tcPr>
-            <w:tcW w:w="700" w:type="dxa"/>
+              <w:t>В том числе сумма акциза</w:t>
+            </w:r>
+          </w:p>
+        </w:tc>
+        <w:tc>
+          <w:tcPr>
+            <w:tcW w:w="600" w:type="dxa"/>
             <w:vMerge w:val="restart"/>
             <w:tcBorders>
               <w:top w:val="single" w:sz="4" w:space="0" w:color="000000"/>
@@ -839,56 +850,7 @@
                 <w:sz w:val="18"/>
                 <w:szCs w:val="18"/>
               </w:rPr>
-              <w:t>В том числе сумма акциза</w:t>
-            </w:r>
-          </w:p>
-        </w:tc>
-        <w:tc>
-          <w:tcPr>
-            <w:tcW w:w="600" w:type="dxa"/>
-            <w:vMerge w:val="restart"/>
-            <w:tcBorders>
-              <w:top w:val="single" w:sz="4" w:space="0" w:color="000000"/>
-              <w:left w:val="single" w:sz="4" w:space="0" w:color="000000"/>
-              <w:bottom w:val="single" w:sz="4" w:space="0" w:color="000000"/>
-              <w:right w:val="single" w:sz="4" w:space="0" w:color="000000"/>
-            </w:tcBorders>
-            <w:shd w:val="clear" w:color="auto" w:fill="EDEDED"/>
-            <w:tcMar>
-              <w:top w:w="20" w:type="dxa"/>
-              <w:left w:w="40" w:type="dxa"/>
-              <w:bottom w:w="20" w:type="dxa"/>
-              <w:right w:w="40" w:type="dxa"/>
-            </w:tcMar>
-            <w:vAlign w:val="center"/>
-          </w:tcPr>
-          <w:p>
-            <w:pPr>
-              <w:jc w:val="center"/>
-              <w:rPr>
-                <w:sz w:val="18"/>
-                <w:szCs w:val="18"/>
-              </w:rPr>
-            </w:pPr>
-            <w:proofErr w:type="spellStart"/>
-            <w:r>
-              <w:rPr>
-                <w:b/>
-                <w:bCs/>
-                <w:sz w:val="18"/>
-                <w:szCs w:val="18"/>
-              </w:rPr>
-              <w:t>Нало-говая</w:t>
-            </w:r>
-            <w:proofErr w:type="spellEnd"/>
-            <w:r>
-              <w:rPr>
-                <w:b/>
-                <w:bCs/>
-                <w:sz w:val="18"/>
-                <w:szCs w:val="18"/>
-              </w:rPr>
-              <w:t xml:space="preserve"> ставка</w:t>
+              <w:t>Нало-говая ставка</w:t>
             </w:r>
           </w:p>
         </w:tc>

--- a/document_templates/Счет-фактура_шаблон.docx
+++ b/document_templates/Счет-фактура_шаблон.docx
@@ -101,31 +101,7 @@
                 <w:bCs/>
                 <w:lang w:val="en-US"/>
               </w:rPr>
-              <w:t>{{</w:t>
-            </w:r>
-            <w:r>
-              <w:rPr>
-                <w:b/>
-                <w:bCs/>
-                <w:lang w:val="en-US"/>
-              </w:rPr>
-              <w:t>INVOICE_FACTURE_NUMBER</w:t>
-            </w:r>
-            <w:r>
-              <w:rPr>
-                <w:b/>
-                <w:bCs/>
-                <w:lang w:val="en-US"/>
-              </w:rPr>
-              <w:t>}}</w:t>
-            </w:r>
-            <w:r>
-              <w:rPr>
-                <w:b/>
-                <w:bCs/>
-                <w:lang w:val="en-US"/>
-              </w:rPr>
-              <w:t xml:space="preserve"> </w:t>
+              <w:t xml:space="preserve">{{INVOICE_FACTURE_NUMBER}} </w:t>
             </w:r>
             <w:r>
               <w:rPr>
@@ -660,7 +636,6 @@
                 <w:szCs w:val="18"/>
               </w:rPr>
             </w:pPr>
-            <w:proofErr w:type="gramStart"/>
             <w:r>
               <w:rPr>
                 <w:b/>
@@ -668,17 +643,7 @@
                 <w:sz w:val="18"/>
                 <w:szCs w:val="18"/>
               </w:rPr>
-              <w:t>Коли-чество</w:t>
-            </w:r>
-            <w:proofErr w:type="gramEnd"/>
-            <w:r>
-              <w:rPr>
-                <w:b/>
-                <w:bCs/>
-                <w:sz w:val="18"/>
-                <w:szCs w:val="18"/>
-              </w:rPr>
-              <w:t xml:space="preserve"> (объём)</w:t>
+              <w:t>Коли-чество (объём)</w:t>
             </w:r>
           </w:p>
         </w:tc>

--- a/document_templates/Счет-фактура_шаблон.docx
+++ b/document_templates/Счет-фактура_шаблон.docx
@@ -636,6 +636,7 @@
                 <w:szCs w:val="18"/>
               </w:rPr>
             </w:pPr>
+            <w:proofErr w:type="gramStart"/>
             <w:r>
               <w:rPr>
                 <w:b/>
@@ -643,7 +644,28 @@
                 <w:sz w:val="18"/>
                 <w:szCs w:val="18"/>
               </w:rPr>
-              <w:t>Коли-чество (объём)</w:t>
+              <w:t>Коли-</w:t>
+            </w:r>
+            <w:proofErr w:type="spellStart"/>
+            <w:r>
+              <w:rPr>
+                <w:b/>
+                <w:bCs/>
+                <w:sz w:val="18"/>
+                <w:szCs w:val="18"/>
+              </w:rPr>
+              <w:t>чество</w:t>
+            </w:r>
+            <w:proofErr w:type="spellEnd"/>
+            <w:proofErr w:type="gramEnd"/>
+            <w:r>
+              <w:rPr>
+                <w:b/>
+                <w:bCs/>
+                <w:sz w:val="18"/>
+                <w:szCs w:val="18"/>
+              </w:rPr>
+              <w:t xml:space="preserve"> (объём)</w:t>
             </w:r>
           </w:p>
         </w:tc>
@@ -808,6 +830,7 @@
                 <w:szCs w:val="18"/>
               </w:rPr>
             </w:pPr>
+            <w:proofErr w:type="spellStart"/>
             <w:r>
               <w:rPr>
                 <w:b/>
@@ -815,7 +838,17 @@
                 <w:sz w:val="18"/>
                 <w:szCs w:val="18"/>
               </w:rPr>
-              <w:t>Нало-говая ставка</w:t>
+              <w:t>Нало-говая</w:t>
+            </w:r>
+            <w:proofErr w:type="spellEnd"/>
+            <w:r>
+              <w:rPr>
+                <w:b/>
+                <w:bCs/>
+                <w:sz w:val="18"/>
+                <w:szCs w:val="18"/>
+              </w:rPr>
+              <w:t xml:space="preserve"> ставка</w:t>
             </w:r>
           </w:p>
         </w:tc>
@@ -2582,6 +2615,14 @@
     <w:tbl>
       <w:tblPr>
         <w:tblW w:w="13400" w:type="dxa"/>
+        <w:tblBorders>
+          <w:top w:val="single" w:sz="4" w:space="0" w:color="auto"/>
+          <w:left w:val="single" w:sz="4" w:space="0" w:color="auto"/>
+          <w:bottom w:val="single" w:sz="4" w:space="0" w:color="auto"/>
+          <w:right w:val="single" w:sz="4" w:space="0" w:color="auto"/>
+          <w:insideH w:val="single" w:sz="4" w:space="0" w:color="auto"/>
+          <w:insideV w:val="single" w:sz="4" w:space="0" w:color="auto"/>
+        </w:tblBorders>
         <w:tblCellMar>
           <w:left w:w="10" w:type="dxa"/>
           <w:right w:w="10" w:type="dxa"/>
@@ -2589,19 +2630,19 @@
         <w:tblLook w:val="0000" w:firstRow="0" w:lastRow="0" w:firstColumn="0" w:lastColumn="0" w:noHBand="0" w:noVBand="0"/>
       </w:tblPr>
       <w:tblGrid>
-        <w:gridCol w:w="3195"/>
+        <w:gridCol w:w="3193"/>
         <w:gridCol w:w="498"/>
-        <w:gridCol w:w="1995"/>
-        <w:gridCol w:w="1395"/>
-        <w:gridCol w:w="2599"/>
+        <w:gridCol w:w="2000"/>
+        <w:gridCol w:w="1394"/>
+        <w:gridCol w:w="2598"/>
         <w:gridCol w:w="498"/>
         <w:gridCol w:w="724"/>
-        <w:gridCol w:w="2496"/>
+        <w:gridCol w:w="2495"/>
       </w:tblGrid>
       <w:tr>
         <w:tc>
           <w:tcPr>
-            <w:tcW w:w="3200" w:type="dxa"/>
+            <w:tcW w:w="3193" w:type="dxa"/>
             <w:tcMar>
               <w:top w:w="20" w:type="dxa"/>
               <w:left w:w="40" w:type="dxa"/>
@@ -2623,7 +2664,7 @@
         </w:tc>
         <w:tc>
           <w:tcPr>
-            <w:tcW w:w="500" w:type="dxa"/>
+            <w:tcW w:w="498" w:type="dxa"/>
             <w:tcMar>
               <w:top w:w="20" w:type="dxa"/>
               <w:left w:w="40" w:type="dxa"/>
@@ -2649,100 +2690,112 @@
               <w:bottom w:w="20" w:type="dxa"/>
               <w:right w:w="40" w:type="dxa"/>
             </w:tcMar>
-          </w:tcPr>
-          <w:p>
-            <w:pPr>
-              <w:rPr>
-                <w:sz w:val="22"/>
-                <w:szCs w:val="22"/>
-              </w:rPr>
-            </w:pPr>
-          </w:p>
-        </w:tc>
-        <w:tc>
-          <w:tcPr>
-            <w:tcW w:w="1400" w:type="dxa"/>
-            <w:tcMar>
-              <w:top w:w="20" w:type="dxa"/>
-              <w:left w:w="40" w:type="dxa"/>
-              <w:bottom w:w="20" w:type="dxa"/>
-              <w:right w:w="40" w:type="dxa"/>
-            </w:tcMar>
-          </w:tcPr>
-          <w:p>
-            <w:pPr>
-              <w:rPr>
-                <w:sz w:val="22"/>
-                <w:szCs w:val="22"/>
-              </w:rPr>
-            </w:pPr>
-          </w:p>
-        </w:tc>
-        <w:tc>
-          <w:tcPr>
-            <w:tcW w:w="2600" w:type="dxa"/>
-            <w:tcMar>
-              <w:top w:w="20" w:type="dxa"/>
-              <w:left w:w="40" w:type="dxa"/>
-              <w:bottom w:w="20" w:type="dxa"/>
-              <w:right w:w="40" w:type="dxa"/>
-            </w:tcMar>
             <w:vAlign w:val="bottom"/>
           </w:tcPr>
           <w:p>
             <w:pPr>
-              <w:jc w:val="center"/>
-              <w:rPr>
-                <w:sz w:val="22"/>
-                <w:szCs w:val="22"/>
-              </w:rPr>
-            </w:pPr>
-            <w:r>
+              <w:rPr>
+                <w:sz w:val="22"/>
+                <w:szCs w:val="22"/>
+              </w:rPr>
+            </w:pPr>
+            <w:r>
+              <w:rPr>
+                <w:sz w:val="22"/>
+                <w:szCs w:val="22"/>
+              </w:rPr>
+              <w:t>_________________</w:t>
+            </w:r>
+          </w:p>
+        </w:tc>
+        <w:tc>
+          <w:tcPr>
+            <w:tcW w:w="1394" w:type="dxa"/>
+            <w:tcMar>
+              <w:top w:w="20" w:type="dxa"/>
+              <w:left w:w="40" w:type="dxa"/>
+              <w:bottom w:w="20" w:type="dxa"/>
+              <w:right w:w="40" w:type="dxa"/>
+            </w:tcMar>
+          </w:tcPr>
+          <w:p>
+            <w:pPr>
+              <w:rPr>
+                <w:sz w:val="22"/>
+                <w:szCs w:val="22"/>
+              </w:rPr>
+            </w:pPr>
+          </w:p>
+        </w:tc>
+        <w:tc>
+          <w:tcPr>
+            <w:tcW w:w="2598" w:type="dxa"/>
+            <w:tcMar>
+              <w:top w:w="20" w:type="dxa"/>
+              <w:left w:w="40" w:type="dxa"/>
+              <w:bottom w:w="20" w:type="dxa"/>
+              <w:right w:w="40" w:type="dxa"/>
+            </w:tcMar>
+            <w:vAlign w:val="bottom"/>
+          </w:tcPr>
+          <w:p>
+            <w:pPr>
+              <w:jc w:val="center"/>
+              <w:rPr>
+                <w:sz w:val="22"/>
+                <w:szCs w:val="22"/>
+                <w:u w:val="single"/>
+              </w:rPr>
+            </w:pPr>
+            <w:r>
+              <w:rPr>
+                <w:u w:val="single"/>
+              </w:rPr>
               <w:t>{{ORG_HEAD_NAME}}</w:t>
             </w:r>
           </w:p>
         </w:tc>
         <w:tc>
           <w:tcPr>
-            <w:tcW w:w="500" w:type="dxa"/>
-            <w:tcMar>
-              <w:top w:w="20" w:type="dxa"/>
-              <w:left w:w="40" w:type="dxa"/>
-              <w:bottom w:w="20" w:type="dxa"/>
-              <w:right w:w="40" w:type="dxa"/>
-            </w:tcMar>
-          </w:tcPr>
-          <w:p>
-            <w:pPr>
-              <w:rPr>
-                <w:sz w:val="22"/>
-                <w:szCs w:val="22"/>
-              </w:rPr>
-            </w:pPr>
-          </w:p>
-        </w:tc>
-        <w:tc>
-          <w:tcPr>
-            <w:tcW w:w="700" w:type="dxa"/>
-            <w:tcMar>
-              <w:top w:w="20" w:type="dxa"/>
-              <w:left w:w="40" w:type="dxa"/>
-              <w:bottom w:w="20" w:type="dxa"/>
-              <w:right w:w="40" w:type="dxa"/>
-            </w:tcMar>
-          </w:tcPr>
-          <w:p>
-            <w:pPr>
-              <w:rPr>
-                <w:sz w:val="22"/>
-                <w:szCs w:val="22"/>
-              </w:rPr>
-            </w:pPr>
-          </w:p>
-        </w:tc>
-        <w:tc>
-          <w:tcPr>
-            <w:tcW w:w="2500" w:type="dxa"/>
+            <w:tcW w:w="498" w:type="dxa"/>
+            <w:tcMar>
+              <w:top w:w="20" w:type="dxa"/>
+              <w:left w:w="40" w:type="dxa"/>
+              <w:bottom w:w="20" w:type="dxa"/>
+              <w:right w:w="40" w:type="dxa"/>
+            </w:tcMar>
+          </w:tcPr>
+          <w:p>
+            <w:pPr>
+              <w:rPr>
+                <w:sz w:val="22"/>
+                <w:szCs w:val="22"/>
+              </w:rPr>
+            </w:pPr>
+          </w:p>
+        </w:tc>
+        <w:tc>
+          <w:tcPr>
+            <w:tcW w:w="724" w:type="dxa"/>
+            <w:tcMar>
+              <w:top w:w="20" w:type="dxa"/>
+              <w:left w:w="40" w:type="dxa"/>
+              <w:bottom w:w="20" w:type="dxa"/>
+              <w:right w:w="40" w:type="dxa"/>
+            </w:tcMar>
+          </w:tcPr>
+          <w:p>
+            <w:pPr>
+              <w:rPr>
+                <w:sz w:val="22"/>
+                <w:szCs w:val="22"/>
+              </w:rPr>
+            </w:pPr>
+          </w:p>
+        </w:tc>
+        <w:tc>
+          <w:tcPr>
+            <w:tcW w:w="2495" w:type="dxa"/>
             <w:tcMar>
               <w:top w:w="20" w:type="dxa"/>
               <w:left w:w="40" w:type="dxa"/>
@@ -2763,7 +2816,7 @@
       <w:tr>
         <w:tc>
           <w:tcPr>
-            <w:tcW w:w="3200" w:type="dxa"/>
+            <w:tcW w:w="3193" w:type="dxa"/>
             <w:tcMar>
               <w:top w:w="0" w:type="dxa"/>
               <w:left w:w="40" w:type="dxa"/>
@@ -2782,7 +2835,7 @@
         </w:tc>
         <w:tc>
           <w:tcPr>
-            <w:tcW w:w="500" w:type="dxa"/>
+            <w:tcW w:w="498" w:type="dxa"/>
             <w:tcMar>
               <w:top w:w="0" w:type="dxa"/>
               <w:left w:w="40" w:type="dxa"/>
@@ -2830,7 +2883,7 @@
         </w:tc>
         <w:tc>
           <w:tcPr>
-            <w:tcW w:w="1400" w:type="dxa"/>
+            <w:tcW w:w="1394" w:type="dxa"/>
             <w:tcMar>
               <w:top w:w="0" w:type="dxa"/>
               <w:left w:w="40" w:type="dxa"/>
@@ -2849,7 +2902,7 @@
         </w:tc>
         <w:tc>
           <w:tcPr>
-            <w:tcW w:w="2600" w:type="dxa"/>
+            <w:tcW w:w="2598" w:type="dxa"/>
             <w:tcMar>
               <w:top w:w="0" w:type="dxa"/>
               <w:left w:w="40" w:type="dxa"/>
@@ -2878,7 +2931,7 @@
         </w:tc>
         <w:tc>
           <w:tcPr>
-            <w:tcW w:w="500" w:type="dxa"/>
+            <w:tcW w:w="498" w:type="dxa"/>
             <w:tcMar>
               <w:top w:w="0" w:type="dxa"/>
               <w:left w:w="40" w:type="dxa"/>
@@ -2897,7 +2950,7 @@
         </w:tc>
         <w:tc>
           <w:tcPr>
-            <w:tcW w:w="700" w:type="dxa"/>
+            <w:tcW w:w="724" w:type="dxa"/>
             <w:tcMar>
               <w:top w:w="0" w:type="dxa"/>
               <w:left w:w="40" w:type="dxa"/>
@@ -2916,7 +2969,7 @@
         </w:tc>
         <w:tc>
           <w:tcPr>
-            <w:tcW w:w="2500" w:type="dxa"/>
+            <w:tcW w:w="2495" w:type="dxa"/>
             <w:tcMar>
               <w:top w:w="0" w:type="dxa"/>
               <w:left w:w="40" w:type="dxa"/>
@@ -2937,7 +2990,7 @@
       <w:tr>
         <w:tc>
           <w:tcPr>
-            <w:tcW w:w="3200" w:type="dxa"/>
+            <w:tcW w:w="3193" w:type="dxa"/>
             <w:tcMar>
               <w:top w:w="20" w:type="dxa"/>
               <w:left w:w="40" w:type="dxa"/>
@@ -2959,7 +3012,7 @@
         </w:tc>
         <w:tc>
           <w:tcPr>
-            <w:tcW w:w="500" w:type="dxa"/>
+            <w:tcW w:w="498" w:type="dxa"/>
             <w:tcMar>
               <w:top w:w="20" w:type="dxa"/>
               <w:left w:w="40" w:type="dxa"/>
@@ -2985,81 +3038,93 @@
               <w:bottom w:w="20" w:type="dxa"/>
               <w:right w:w="40" w:type="dxa"/>
             </w:tcMar>
-          </w:tcPr>
-          <w:p>
-            <w:pPr>
-              <w:rPr>
-                <w:sz w:val="22"/>
-                <w:szCs w:val="22"/>
-              </w:rPr>
-            </w:pPr>
-          </w:p>
-        </w:tc>
-        <w:tc>
-          <w:tcPr>
-            <w:tcW w:w="1400" w:type="dxa"/>
-            <w:tcMar>
-              <w:top w:w="20" w:type="dxa"/>
-              <w:left w:w="40" w:type="dxa"/>
-              <w:bottom w:w="20" w:type="dxa"/>
-              <w:right w:w="40" w:type="dxa"/>
-            </w:tcMar>
-          </w:tcPr>
-          <w:p>
-            <w:pPr>
-              <w:rPr>
-                <w:sz w:val="22"/>
-                <w:szCs w:val="22"/>
-              </w:rPr>
-            </w:pPr>
-          </w:p>
-        </w:tc>
-        <w:tc>
-          <w:tcPr>
-            <w:tcW w:w="2600" w:type="dxa"/>
-            <w:tcMar>
-              <w:top w:w="20" w:type="dxa"/>
-              <w:left w:w="40" w:type="dxa"/>
-              <w:bottom w:w="20" w:type="dxa"/>
-              <w:right w:w="40" w:type="dxa"/>
-            </w:tcMar>
             <w:vAlign w:val="bottom"/>
           </w:tcPr>
           <w:p>
             <w:pPr>
-              <w:jc w:val="center"/>
-              <w:rPr>
-                <w:sz w:val="22"/>
-                <w:szCs w:val="22"/>
-              </w:rPr>
-            </w:pPr>
-            <w:r>
+              <w:rPr>
+                <w:sz w:val="22"/>
+                <w:szCs w:val="22"/>
+              </w:rPr>
+            </w:pPr>
+            <w:r>
+              <w:rPr>
+                <w:sz w:val="22"/>
+                <w:szCs w:val="22"/>
+              </w:rPr>
+              <w:t>_________________</w:t>
+            </w:r>
+          </w:p>
+        </w:tc>
+        <w:tc>
+          <w:tcPr>
+            <w:tcW w:w="1394" w:type="dxa"/>
+            <w:tcMar>
+              <w:top w:w="20" w:type="dxa"/>
+              <w:left w:w="40" w:type="dxa"/>
+              <w:bottom w:w="20" w:type="dxa"/>
+              <w:right w:w="40" w:type="dxa"/>
+            </w:tcMar>
+          </w:tcPr>
+          <w:p>
+            <w:pPr>
+              <w:rPr>
+                <w:sz w:val="22"/>
+                <w:szCs w:val="22"/>
+              </w:rPr>
+            </w:pPr>
+          </w:p>
+        </w:tc>
+        <w:tc>
+          <w:tcPr>
+            <w:tcW w:w="2598" w:type="dxa"/>
+            <w:tcMar>
+              <w:top w:w="20" w:type="dxa"/>
+              <w:left w:w="40" w:type="dxa"/>
+              <w:bottom w:w="20" w:type="dxa"/>
+              <w:right w:w="40" w:type="dxa"/>
+            </w:tcMar>
+            <w:vAlign w:val="bottom"/>
+          </w:tcPr>
+          <w:p>
+            <w:pPr>
+              <w:jc w:val="center"/>
+              <w:rPr>
+                <w:sz w:val="22"/>
+                <w:szCs w:val="22"/>
+                <w:u w:val="single"/>
+              </w:rPr>
+            </w:pPr>
+            <w:r>
+              <w:rPr>
+                <w:u w:val="single"/>
+              </w:rPr>
               <w:t>{{IP_NAME}}</w:t>
             </w:r>
           </w:p>
         </w:tc>
         <w:tc>
           <w:tcPr>
-            <w:tcW w:w="500" w:type="dxa"/>
-            <w:tcMar>
-              <w:top w:w="20" w:type="dxa"/>
-              <w:left w:w="40" w:type="dxa"/>
-              <w:bottom w:w="20" w:type="dxa"/>
-              <w:right w:w="40" w:type="dxa"/>
-            </w:tcMar>
-          </w:tcPr>
-          <w:p>
-            <w:pPr>
-              <w:rPr>
-                <w:sz w:val="22"/>
-                <w:szCs w:val="22"/>
-              </w:rPr>
-            </w:pPr>
-          </w:p>
-        </w:tc>
-        <w:tc>
-          <w:tcPr>
-            <w:tcW w:w="700" w:type="dxa"/>
+            <w:tcW w:w="498" w:type="dxa"/>
+            <w:tcMar>
+              <w:top w:w="20" w:type="dxa"/>
+              <w:left w:w="40" w:type="dxa"/>
+              <w:bottom w:w="20" w:type="dxa"/>
+              <w:right w:w="40" w:type="dxa"/>
+            </w:tcMar>
+          </w:tcPr>
+          <w:p>
+            <w:pPr>
+              <w:rPr>
+                <w:sz w:val="22"/>
+                <w:szCs w:val="22"/>
+              </w:rPr>
+            </w:pPr>
+          </w:p>
+        </w:tc>
+        <w:tc>
+          <w:tcPr>
+            <w:tcW w:w="724" w:type="dxa"/>
             <w:tcMar>
               <w:top w:w="20" w:type="dxa"/>
               <w:left w:w="40" w:type="dxa"/>
@@ -3073,12 +3138,14 @@
               <w:rPr>
                 <w:sz w:val="22"/>
                 <w:szCs w:val="22"/>
+                <w:u w:val="single"/>
               </w:rPr>
             </w:pPr>
             <w:r>
               <w:rPr>
                 <w:sz w:val="16"/>
                 <w:szCs w:val="16"/>
+                <w:u w:val="single"/>
               </w:rPr>
               <w:t>ОГРНИП</w:t>
             </w:r>
@@ -3086,7 +3153,7 @@
         </w:tc>
         <w:tc>
           <w:tcPr>
-            <w:tcW w:w="2500" w:type="dxa"/>
+            <w:tcW w:w="2495" w:type="dxa"/>
             <w:tcMar>
               <w:top w:w="20" w:type="dxa"/>
               <w:left w:w="40" w:type="dxa"/>
@@ -3100,9 +3167,13 @@
               <w:rPr>
                 <w:sz w:val="22"/>
                 <w:szCs w:val="22"/>
-              </w:rPr>
-            </w:pPr>
-            <w:r>
+                <w:u w:val="single"/>
+              </w:rPr>
+            </w:pPr>
+            <w:r>
+              <w:rPr>
+                <w:u w:val="single"/>
+              </w:rPr>
               <w:t>{{IP_OGRNIP}}</w:t>
             </w:r>
           </w:p>
@@ -3111,7 +3182,7 @@
       <w:tr>
         <w:tc>
           <w:tcPr>
-            <w:tcW w:w="3200" w:type="dxa"/>
+            <w:tcW w:w="3193" w:type="dxa"/>
             <w:tcMar>
               <w:top w:w="0" w:type="dxa"/>
               <w:left w:w="40" w:type="dxa"/>
@@ -3130,7 +3201,7 @@
         </w:tc>
         <w:tc>
           <w:tcPr>
-            <w:tcW w:w="500" w:type="dxa"/>
+            <w:tcW w:w="498" w:type="dxa"/>
             <w:tcMar>
               <w:top w:w="0" w:type="dxa"/>
               <w:left w:w="40" w:type="dxa"/>
@@ -3178,7 +3249,7 @@
         </w:tc>
         <w:tc>
           <w:tcPr>
-            <w:tcW w:w="1400" w:type="dxa"/>
+            <w:tcW w:w="1394" w:type="dxa"/>
             <w:tcMar>
               <w:top w:w="0" w:type="dxa"/>
               <w:left w:w="40" w:type="dxa"/>
@@ -3197,7 +3268,7 @@
         </w:tc>
         <w:tc>
           <w:tcPr>
-            <w:tcW w:w="2600" w:type="dxa"/>
+            <w:tcW w:w="2598" w:type="dxa"/>
             <w:tcMar>
               <w:top w:w="0" w:type="dxa"/>
               <w:left w:w="40" w:type="dxa"/>
@@ -3226,7 +3297,7 @@
         </w:tc>
         <w:tc>
           <w:tcPr>
-            <w:tcW w:w="500" w:type="dxa"/>
+            <w:tcW w:w="498" w:type="dxa"/>
             <w:tcMar>
               <w:top w:w="0" w:type="dxa"/>
               <w:left w:w="40" w:type="dxa"/>
@@ -3245,26 +3316,8 @@
         </w:tc>
         <w:tc>
           <w:tcPr>
-            <w:tcW w:w="700" w:type="dxa"/>
-            <w:tcMar>
-              <w:top w:w="0" w:type="dxa"/>
-              <w:left w:w="40" w:type="dxa"/>
-              <w:bottom w:w="20" w:type="dxa"/>
-              <w:right w:w="40" w:type="dxa"/>
-            </w:tcMar>
-          </w:tcPr>
-          <w:p>
-            <w:pPr>
-              <w:rPr>
-                <w:sz w:val="22"/>
-                <w:szCs w:val="22"/>
-              </w:rPr>
-            </w:pPr>
-          </w:p>
-        </w:tc>
-        <w:tc>
-          <w:tcPr>
-            <w:tcW w:w="2500" w:type="dxa"/>
+            <w:tcW w:w="3219" w:type="dxa"/>
+            <w:gridSpan w:val="2"/>
             <w:tcMar>
               <w:top w:w="0" w:type="dxa"/>
               <w:left w:w="40" w:type="dxa"/>

--- a/document_templates/Счет-фактура_шаблон.docx
+++ b/document_templates/Счет-фактура_шаблон.docx
@@ -2615,14 +2615,6 @@
     <w:tbl>
       <w:tblPr>
         <w:tblW w:w="13400" w:type="dxa"/>
-        <w:tblBorders>
-          <w:top w:val="single" w:sz="4" w:space="0" w:color="auto"/>
-          <w:left w:val="single" w:sz="4" w:space="0" w:color="auto"/>
-          <w:bottom w:val="single" w:sz="4" w:space="0" w:color="auto"/>
-          <w:right w:val="single" w:sz="4" w:space="0" w:color="auto"/>
-          <w:insideH w:val="single" w:sz="4" w:space="0" w:color="auto"/>
-          <w:insideV w:val="single" w:sz="4" w:space="0" w:color="auto"/>
-        </w:tblBorders>
         <w:tblCellMar>
           <w:left w:w="10" w:type="dxa"/>
           <w:right w:w="10" w:type="dxa"/>
